--- a/Collatio/10a/1. Textos/1. Marcados/10a-F.docx
+++ b/Collatio/10a/1. Textos/1. Marcados/10a-F.docx
@@ -3,41 +3,27 @@
 <w:document xmlns:wpc="http://schemas.microsoft.com/office/word/2010/wordprocessingCanvas" xmlns:cx="http://schemas.microsoft.com/office/drawing/2014/chartex" xmlns:cx1="http://schemas.microsoft.com/office/drawing/2015/9/8/chartex" xmlns:cx2="http://schemas.microsoft.com/office/drawing/2015/10/21/chartex" xmlns:cx3="http://schemas.microsoft.com/office/drawing/2016/5/9/chartex" xmlns:cx4="http://schemas.microsoft.com/office/drawing/2016/5/10/chartex" xmlns:cx5="http://schemas.microsoft.com/office/drawing/2016/5/11/chartex" xmlns:cx6="http://schemas.microsoft.com/office/drawing/2016/5/12/chartex" xmlns:cx7="http://schemas.microsoft.com/office/drawing/2016/5/13/chartex" xmlns:cx8="http://schemas.microsoft.com/office/drawing/2016/5/14/chartex" xmlns:mc="http://schemas.openxmlformats.org/markup-compatibility/2006" xmlns:aink="http://schemas.microsoft.com/office/drawing/2016/ink" xmlns:am3d="http://schemas.microsoft.com/office/drawing/2017/model3d" xmlns:o="urn:schemas-microsoft-com:office:office" xmlns:oel="http://schemas.microsoft.com/office/2019/extlst" xmlns:r="http://schemas.openxmlformats.org/officeDocument/2006/relationships" xmlns:m="http://schemas.openxmlformats.org/officeDocument/2006/math" xmlns:v="urn:schemas-microsoft-com:vml" xmlns:wp14="http://schemas.microsoft.com/office/word/2010/wordprocessingDrawing" xmlns:wp="http://schemas.openxmlformats.org/drawingml/2006/wordprocessingDrawing" xmlns:w10="urn:schemas-microsoft-com:office:word" xmlns:w="http://schemas.openxmlformats.org/wordprocessingml/2006/main" xmlns:w14="http://schemas.microsoft.com/office/word/2010/wordml" xmlns:w15="http://schemas.microsoft.com/office/word/2012/wordml" xmlns:w16cex="http://schemas.microsoft.com/office/word/2018/wordml/cex" xmlns:w16cid="http://schemas.microsoft.com/office/word/2016/wordml/cid" xmlns:w16="http://schemas.microsoft.com/office/word/2018/wordml" xmlns:w16du="http://schemas.microsoft.com/office/word/2023/wordml/word16du" xmlns:w16sdtdh="http://schemas.microsoft.com/office/word/2020/wordml/sdtdatahash" xmlns:w16sdtfl="http://schemas.microsoft.com/office/word/2024/wordml/sdtformatlock" xmlns:w16se="http://schemas.microsoft.com/office/word/2015/wordml/symex" xmlns:wpg="http://schemas.microsoft.com/office/word/2010/wordprocessingGroup" xmlns:wpi="http://schemas.microsoft.com/office/word/2010/wordprocessingInk" xmlns:wne="http://schemas.microsoft.com/office/word/2006/wordml" xmlns:wps="http://schemas.microsoft.com/office/word/2010/wordprocessingShape" mc:Ignorable="w14 w15 w16se w16cid w16 w16cex w16sdtdh w16sdtfl w16du wp14">
   <w:body>
     <w:p>
-      <w:r>
-        <w:rPr>
+      <w:pPr>
+        <w:rPr>
+          <w:rFonts w:ascii="Brill" w:hAnsi="Brill"/>
+        </w:rPr>
+      </w:pPr>
+      <w:r>
+        <w:rPr>
+          <w:rFonts w:ascii="Brill" w:hAnsi="Brill"/>
           <w:color w:val="FF0000"/>
         </w:rPr>
         <w:t xml:space="preserve">43r </w:t>
       </w:r>
       <w:r>
-        <w:t>Iterum rog</w:t>
-      </w:r>
-      <w:r>
-        <w:t>avi</w:t>
-      </w:r>
-      <w:r>
-        <w:t xml:space="preserve">t Discipulus, quare Christus Dominus </w:t>
-      </w:r>
-      <w:r>
-        <w:t>v</w:t>
-      </w:r>
-      <w:r>
-        <w:t>oluit sanctam Mariam, e</w:t>
-      </w:r>
-      <w:r>
-        <w:t>x</w:t>
-      </w:r>
-      <w:r>
-        <w:t xml:space="preserve"> qua ipse praehendit carnem, fuisse</w:t>
-      </w:r>
-      <w:r>
-        <w:t xml:space="preserve"> vi</w:t>
-      </w:r>
-      <w:r>
-        <w:t>rginem antequam conciperet, post</w:t>
-      </w:r>
-      <w:r>
-        <w:rPr>
+        <w:rPr>
+          <w:rFonts w:ascii="Brill" w:hAnsi="Brill"/>
+        </w:rPr>
+        <w:t>Iterum rogavit Discipulus, quare Christus Dominus voluit sanctam Mariam, ex qua ipse praehendit carnem, fuisse virginem antequam conciperet, post</w:t>
+      </w:r>
+      <w:r>
+        <w:rPr>
+          <w:rFonts w:ascii="Brill" w:hAnsi="Brill"/>
           <w:i/>
           <w:iCs/>
           <w:strike/>
@@ -46,64 +32,14 @@
         <w:t>quam</w:t>
       </w:r>
       <w:r>
-        <w:t xml:space="preserve"> ipsum partum</w:t>
-      </w:r>
-      <w:r>
-        <w:t xml:space="preserve"> vi</w:t>
-      </w:r>
-      <w:r>
-        <w:t xml:space="preserve">rginem restitisse et durasse. Magister inquit, scito, cum </w:t>
-      </w:r>
-      <w:r>
-        <w:t>Eva</w:t>
-      </w:r>
-      <w:r>
-        <w:t xml:space="preserve"> deliquit in paradiso, tunc adhec</w:t>
-      </w:r>
-      <w:r>
-        <w:t xml:space="preserve"> vi</w:t>
-      </w:r>
-      <w:r>
-        <w:t>rginem fuisse, neque coniugem Adamum n</w:t>
-      </w:r>
-      <w:r>
-        <w:t>ovi</w:t>
-      </w:r>
-      <w:r>
-        <w:t>sse, neque ipse illam, ut maritus uxorem agnoscere debet: nam ante hanc calamitatem pudor nullus,</w:t>
-      </w:r>
-      <w:r>
-        <w:t xml:space="preserve"> ve</w:t>
-      </w:r>
-      <w:r>
-        <w:t>l rubor eius quod uterque secum praeferebat. Ab exilio enim paradisi copul</w:t>
-      </w:r>
-      <w:r>
-        <w:t>avi</w:t>
-      </w:r>
-      <w:r>
-        <w:t xml:space="preserve">t se Adam </w:t>
-      </w:r>
-      <w:r>
-        <w:t>Eva</w:t>
-      </w:r>
-      <w:r>
-        <w:t xml:space="preserve">e prolis causa, atque deinceps sobolem sunt nacti. Quoniam igitur cum piaculum illud </w:t>
-      </w:r>
-      <w:r>
-        <w:t>Eva</w:t>
-      </w:r>
-      <w:r>
-        <w:t xml:space="preserve"> est causa;</w:t>
-      </w:r>
-      <w:r>
-        <w:t xml:space="preserve"> vi</w:t>
-      </w:r>
-      <w:r>
-        <w:t xml:space="preserve">rgo fuerat, ideo </w:t>
-      </w:r>
-      <w:r>
-        <w:rPr>
+        <w:rPr>
+          <w:rFonts w:ascii="Brill" w:hAnsi="Brill"/>
+        </w:rPr>
+        <w:t xml:space="preserve"> ipsum partum virginem restitisse et durasse. Magister inquit, scito, cum Eva deliquit in paradiso, tunc adhec virginem fuisse, neque coniugem Adamum novisse, neque ipse illam, ut maritus uxorem agnoscere debet: nam ante hanc calamitatem pudor nullus, vel rubor eius quod uterque secum praeferebat. Ab exilio enim paradisi copulavit se Adam Evae prolis causa, atque deinceps sobolem sunt nacti. Quoniam igitur cum piaculum illud Eva est causa; virgo fuerat, ideo </w:t>
+      </w:r>
+      <w:r>
+        <w:rPr>
+          <w:rFonts w:ascii="Brill" w:hAnsi="Brill"/>
           <w:i/>
           <w:iCs/>
           <w:strike/>
@@ -112,61 +48,27 @@
         <w:t>Deus</w:t>
       </w:r>
       <w:r>
+        <w:rPr>
+          <w:rFonts w:ascii="Brill" w:hAnsi="Brill"/>
+        </w:rPr>
         <w:t xml:space="preserve"> cum illud erratum luere </w:t>
       </w:r>
       <w:r>
         <w:rPr>
+          <w:rFonts w:ascii="Brill" w:hAnsi="Brill"/>
           <w:color w:val="00B0F0"/>
         </w:rPr>
         <w:t>Deus</w:t>
       </w:r>
       <w:r>
-        <w:t xml:space="preserve"> gessiisset incarnatione sua, quam in matre subiit,</w:t>
-      </w:r>
-      <w:r>
-        <w:t xml:space="preserve"> vi</w:t>
-      </w:r>
-      <w:r>
-        <w:t>rginem quoque futuram esse re et mente placuit et praeterea</w:t>
-      </w:r>
-      <w:r>
-        <w:t xml:space="preserve"> vi</w:t>
-      </w:r>
-      <w:r>
-        <w:t>rginem etiam permanere post partum, ac toto</w:t>
-      </w:r>
-      <w:r>
-        <w:t xml:space="preserve"> vi</w:t>
-      </w:r>
-      <w:r>
-        <w:t xml:space="preserve">tae tempore. </w:t>
-      </w:r>
-      <w:r>
-        <w:t>Eva vi</w:t>
-      </w:r>
-      <w:r>
-        <w:t>rgo fuerat antequam deliquisset, in ea tamen</w:t>
-      </w:r>
-      <w:r>
-        <w:t xml:space="preserve"> vi</w:t>
-      </w:r>
-      <w:r>
-        <w:t>rginitas non diuturna post culpam. Contra</w:t>
-      </w:r>
-      <w:r>
-        <w:t xml:space="preserve"> ve</w:t>
-      </w:r>
-      <w:r>
-        <w:t>ro Maria sanctissima</w:t>
-      </w:r>
-      <w:r>
-        <w:t xml:space="preserve"> vi</w:t>
-      </w:r>
-      <w:r>
-        <w:t>rgineo flore enituit ante conceptum, post</w:t>
-      </w:r>
-      <w:r>
-        <w:rPr>
+        <w:rPr>
+          <w:rFonts w:ascii="Brill" w:hAnsi="Brill"/>
+        </w:rPr>
+        <w:t xml:space="preserve"> gessiisset incarnatione sua, quam in matre subiit, virginem quoque futuram esse re et mente placuit et praeterea virginem etiam permanere post partum, ac toto vitae tempore. Eva virgo fuerat antequam deliquisset, in ea tamen virginitas non diuturna post culpam. Contra vero Maria sanctissima virgineo flore enituit ante conceptum, post</w:t>
+      </w:r>
+      <w:r>
+        <w:rPr>
+          <w:rFonts w:ascii="Brill" w:hAnsi="Brill"/>
           <w:i/>
           <w:iCs/>
           <w:strike/>
@@ -175,28 +77,14 @@
         <w:t>quam</w:t>
       </w:r>
       <w:r>
-        <w:t xml:space="preserve"> ipsum conceptum, postquam ipsum partum natalem Christi Domini Iesu in a</w:t>
-      </w:r>
-      <w:r>
-        <w:t>evu</w:t>
-      </w:r>
-      <w:r>
-        <w:t>m</w:t>
-      </w:r>
-      <w:r>
-        <w:t xml:space="preserve"> vi</w:t>
-      </w:r>
-      <w:r>
-        <w:t xml:space="preserve">rgo permansit. Duplici de causa. Prima, ut suam potentiam ostentaret Deus, quam </w:t>
-      </w:r>
-      <w:r>
-        <w:t>val</w:t>
-      </w:r>
-      <w:r>
-        <w:t xml:space="preserve">ens esset illud exequi: </w:t>
-      </w:r>
-      <w:r>
-        <w:rPr>
+        <w:rPr>
+          <w:rFonts w:ascii="Brill" w:hAnsi="Brill"/>
+        </w:rPr>
+        <w:t xml:space="preserve"> ipsum conceptum, postquam ipsum partum natalem Christi Domini Iesu in aevum virgo permansit. Duplici de causa. Prima, ut suam potentiam ostentaret Deus, quam valens esset illud exequi: </w:t>
+      </w:r>
+      <w:r>
+        <w:rPr>
+          <w:rFonts w:ascii="Brill" w:hAnsi="Brill"/>
           <w:i/>
           <w:iCs/>
           <w:strike/>
@@ -205,43 +93,27 @@
         <w:t>norunt enim</w:t>
       </w:r>
       <w:r>
+        <w:rPr>
+          <w:rFonts w:ascii="Brill" w:hAnsi="Brill"/>
+        </w:rPr>
         <w:t xml:space="preserve"> </w:t>
       </w:r>
       <w:r>
         <w:rPr>
+          <w:rFonts w:ascii="Brill" w:hAnsi="Brill"/>
           <w:color w:val="00B0F0"/>
         </w:rPr>
-        <w:t>N</w:t>
-      </w:r>
-      <w:r>
-        <w:rPr>
-          <w:color w:val="00B0F0"/>
-        </w:rPr>
-        <w:t>ove</w:t>
-      </w:r>
-      <w:r>
-        <w:rPr>
-          <w:color w:val="00B0F0"/>
-        </w:rPr>
-        <w:t>runt aliquando</w:t>
-      </w:r>
-      <w:r>
-        <w:t xml:space="preserve"> homines</w:t>
-      </w:r>
-      <w:r>
-        <w:t xml:space="preserve"> vi</w:t>
-      </w:r>
-      <w:r>
-        <w:t>rginem feminam concipere posse at iuxta solemnia naturae absque corruptione fetum edere nequit. Hoc igitur Deus miraculum fecit, ut suas</w:t>
-      </w:r>
-      <w:r>
-        <w:t xml:space="preserve"> vi</w:t>
-      </w:r>
-      <w:r>
-        <w:t xml:space="preserve">res exereret. Altera est </w:t>
-      </w:r>
-      <w:r>
-        <w:rPr>
+        <w:t>Noverunt aliquando</w:t>
+      </w:r>
+      <w:r>
+        <w:rPr>
+          <w:rFonts w:ascii="Brill" w:hAnsi="Brill"/>
+        </w:rPr>
+        <w:t xml:space="preserve"> homines virginem feminam concipere posse at iuxta solemnia naturae absque corruptione fetum edere nequit. Hoc igitur Deus miraculum fecit, ut suas vires exereret. Altera est </w:t>
+      </w:r>
+      <w:r>
+        <w:rPr>
+          <w:rFonts w:ascii="Brill" w:hAnsi="Brill"/>
           <w:i/>
           <w:iCs/>
           <w:strike/>
@@ -250,40 +122,47 @@
         <w:t>nam</w:t>
       </w:r>
       <w:r>
+        <w:rPr>
+          <w:rFonts w:ascii="Brill" w:hAnsi="Brill"/>
+        </w:rPr>
         <w:t xml:space="preserve"> </w:t>
       </w:r>
       <w:r>
         <w:rPr>
+          <w:rFonts w:ascii="Brill" w:hAnsi="Brill"/>
           <w:color w:val="00B0F0"/>
         </w:rPr>
         <w:t>Quoniam</w:t>
       </w:r>
       <w:r>
-        <w:t xml:space="preserve"> illud effecit Deus ob sanctitatem Mariae: sicuti enim illa fuit ullo absque na</w:t>
-      </w:r>
-      <w:r>
-        <w:t>evo</w:t>
-      </w:r>
-      <w:r>
-        <w:t xml:space="preserve"> et macula, ita ipsi placuit ser</w:t>
-      </w:r>
-      <w:r>
+        <w:rPr>
+          <w:rFonts w:ascii="Brill" w:hAnsi="Brill"/>
+        </w:rPr>
+        <w:t xml:space="preserve"> illud effecit Deus ob sanctitatem Mariae: sicuti enim illa fuit ullo absque naevo et macula, ita ipsi placuit ser</w:t>
+      </w:r>
+      <w:r>
+        <w:rPr>
+          <w:rFonts w:ascii="Brill" w:hAnsi="Brill"/>
+        </w:rPr>
         <w:t>v</w:t>
       </w:r>
       <w:r>
+        <w:rPr>
+          <w:rFonts w:ascii="Brill" w:hAnsi="Brill"/>
+        </w:rPr>
         <w:t>are eam sibi ipsi, ut ad fastigium et coronam caelestis imperii sub</w:t>
       </w:r>
       <w:r>
+        <w:rPr>
+          <w:rFonts w:ascii="Brill" w:hAnsi="Brill"/>
+        </w:rPr>
         <w:t>v</w:t>
       </w:r>
       <w:r>
-        <w:t>eheret illam, suaeque dexterae assideret, ubi in a</w:t>
-      </w:r>
-      <w:r>
-        <w:t>evu</w:t>
-      </w:r>
-      <w:r>
-        <w:t>m ipse perenniter regnat.</w:t>
+        <w:rPr>
+          <w:rFonts w:ascii="Brill" w:hAnsi="Brill"/>
+        </w:rPr>
+        <w:t>eheret illam, suaeque dexterae assideret, ubi in aevum ipse perenniter regnat.</w:t>
       </w:r>
     </w:p>
     <w:sectPr>
